--- a/rct-decomposition/KOTHA_Framework_ClinicalTrials_tables.docx
+++ b/rct-decomposition/KOTHA_Framework_ClinicalTrials_tables.docx
@@ -2,556 +2,6 @@
 <file path=word/document.xml><?xml version="1.0" encoding="utf-8"?>
 <w:document xmlns:wpc="http://schemas.microsoft.com/office/word/2010/wordprocessingCanvas" xmlns:mo="http://schemas.microsoft.com/office/mac/office/2008/main" xmlns:mc="http://schemas.openxmlformats.org/markup-compatibility/2006" xmlns:mv="urn:schemas-microsoft-com:mac:vml" xmlns:o="urn:schemas-microsoft-com:office:office" xmlns:r="http://schemas.openxmlformats.org/officeDocument/2006/relationships" xmlns:m="http://schemas.openxmlformats.org/officeDocument/2006/math" xmlns:v="urn:schemas-microsoft-com:vml" xmlns:wp14="http://schemas.microsoft.com/office/word/2010/wordprocessingDrawing" xmlns:wp="http://schemas.openxmlformats.org/drawingml/2006/wordprocessingDrawing" xmlns:w10="urn:schemas-microsoft-com:office:word" xmlns:w="http://schemas.openxmlformats.org/wordprocessingml/2006/main" xmlns:w14="http://schemas.microsoft.com/office/word/2010/wordml" xmlns:wpg="http://schemas.microsoft.com/office/word/2010/wordprocessingGroup" xmlns:wpi="http://schemas.microsoft.com/office/word/2010/wordprocessingInk" xmlns:wne="http://schemas.microsoft.com/office/word/2006/wordml" xmlns:wps="http://schemas.microsoft.com/office/word/2010/wordprocessingShape" mc:Ignorable="w14 wp14">
   <w:body>
-    <w:tbl xmlns:a="http://schemas.openxmlformats.org/drawingml/2006/main" xmlns:pic="http://schemas.openxmlformats.org/drawingml/2006/picture">
-      <w:tblPr>
-        <w:tblStyle w:val="Table Grid"/>
-        <w:tblW w:type="pct" w:w="5000"/>
-        <w:tblLook w:firstRow="1" w:lastRow="0" w:firstColumn="0" w:lastColumn="0" w:noHBand="0" w:noVBand="0" w:val="0020"/>
-        <w:jc w:val="center"/>
-        <w:tblLayout w:type="fixed"/>
-      </w:tblPr>
-      <w:tblGrid>
-        <w:gridCol w:w="3960"/>
-        <w:gridCol w:w="3960"/>
-      </w:tblGrid>
-      <w:tr>
-        <w:trPr>
-          <w:tblHeader w:val="true"/>
-        </w:trPr>
-        <w:tc>
-          <w:tcPr/>
-          <w:p>
-            <w:pPr>
-              <w:pStyle w:val="Normal"/>
-              <w:jc w:val="left"/>
-              <w:spacing w:line="240" w:lineRule="auto" w:after="0"/>
-            </w:pPr>
-            <w:r>
-              <w:rPr>
-                <w:rFonts w:ascii="Times New Roman" w:hAnsi="Times New Roman" w:cs="Times New Roman" w:eastAsia="Times New Roman"/>
-                <w:sz w:val="20"/>
-                <w:szCs w:val="20"/>
-                <w:b/>
-              </w:rPr>
-              <w:t xml:space="preserve">Abbreviation</w:t>
-            </w:r>
-          </w:p>
-        </w:tc>
-        <w:tc>
-          <w:tcPr/>
-          <w:p>
-            <w:pPr>
-              <w:pStyle w:val="Normal"/>
-              <w:jc w:val="left"/>
-              <w:spacing w:line="240" w:lineRule="auto" w:after="0"/>
-            </w:pPr>
-            <w:r>
-              <w:rPr>
-                <w:rFonts w:ascii="Times New Roman" w:hAnsi="Times New Roman" w:cs="Times New Roman" w:eastAsia="Times New Roman"/>
-                <w:sz w:val="20"/>
-                <w:szCs w:val="20"/>
-                <w:b/>
-              </w:rPr>
-              <w:t xml:space="preserve">Definition</w:t>
-            </w:r>
-          </w:p>
-        </w:tc>
-      </w:tr>
-      <w:tr>
-        <w:tc>
-          <w:tcPr/>
-          <w:p>
-            <w:pPr>
-              <w:pStyle w:val="Normal"/>
-              <w:jc w:val="left"/>
-              <w:spacing w:line="240" w:lineRule="auto" w:after="0"/>
-            </w:pPr>
-            <w:r>
-              <w:rPr>
-                <w:rFonts w:ascii="Times New Roman" w:hAnsi="Times New Roman" w:cs="Times New Roman" w:eastAsia="Times New Roman"/>
-                <w:sz w:val="20"/>
-                <w:szCs w:val="20"/>
-              </w:rPr>
-              <w:t xml:space="preserve">ADEMP</w:t>
-            </w:r>
-          </w:p>
-        </w:tc>
-        <w:tc>
-          <w:tcPr/>
-          <w:p>
-            <w:pPr>
-              <w:pStyle w:val="Normal"/>
-              <w:jc w:val="left"/>
-              <w:spacing w:line="240" w:lineRule="auto" w:after="0"/>
-            </w:pPr>
-            <w:r>
-              <w:rPr>
-                <w:rFonts w:ascii="Times New Roman" w:hAnsi="Times New Roman" w:cs="Times New Roman" w:eastAsia="Times New Roman"/>
-                <w:sz w:val="20"/>
-                <w:szCs w:val="20"/>
-              </w:rPr>
-              <w:t xml:space="preserve">Aims, Data-generating mechanisms, Estimands, Methods, Performance measures</w:t>
-            </w:r>
-          </w:p>
-        </w:tc>
-      </w:tr>
-      <w:tr>
-        <w:tc>
-          <w:tcPr/>
-          <w:p>
-            <w:pPr>
-              <w:pStyle w:val="Normal"/>
-              <w:jc w:val="left"/>
-              <w:spacing w:line="240" w:lineRule="auto" w:after="0"/>
-            </w:pPr>
-            <w:r>
-              <w:rPr>
-                <w:rFonts w:ascii="Times New Roman" w:hAnsi="Times New Roman" w:cs="Times New Roman" w:eastAsia="Times New Roman"/>
-                <w:sz w:val="20"/>
-                <w:szCs w:val="20"/>
-              </w:rPr>
-              <w:t xml:space="preserve">AMI</w:t>
-            </w:r>
-          </w:p>
-        </w:tc>
-        <w:tc>
-          <w:tcPr/>
-          <w:p>
-            <w:pPr>
-              <w:pStyle w:val="Normal"/>
-              <w:jc w:val="left"/>
-              <w:spacing w:line="240" w:lineRule="auto" w:after="0"/>
-            </w:pPr>
-            <w:r>
-              <w:rPr>
-                <w:rFonts w:ascii="Times New Roman" w:hAnsi="Times New Roman" w:cs="Times New Roman" w:eastAsia="Times New Roman"/>
-                <w:sz w:val="20"/>
-                <w:szCs w:val="20"/>
-              </w:rPr>
-              <w:t xml:space="preserve">Acute myocardial infarction</w:t>
-            </w:r>
-          </w:p>
-        </w:tc>
-      </w:tr>
-      <w:tr>
-        <w:tc>
-          <w:tcPr/>
-          <w:p>
-            <w:pPr>
-              <w:pStyle w:val="Normal"/>
-              <w:jc w:val="left"/>
-              <w:spacing w:line="240" w:lineRule="auto" w:after="0"/>
-            </w:pPr>
-            <w:r>
-              <w:rPr>
-                <w:rFonts w:ascii="Times New Roman" w:hAnsi="Times New Roman" w:cs="Times New Roman" w:eastAsia="Times New Roman"/>
-                <w:sz w:val="20"/>
-                <w:szCs w:val="20"/>
-              </w:rPr>
-              <w:t xml:space="preserve">CrI</w:t>
-            </w:r>
-          </w:p>
-        </w:tc>
-        <w:tc>
-          <w:tcPr/>
-          <w:p>
-            <w:pPr>
-              <w:pStyle w:val="Normal"/>
-              <w:jc w:val="left"/>
-              <w:spacing w:line="240" w:lineRule="auto" w:after="0"/>
-            </w:pPr>
-            <w:r>
-              <w:rPr>
-                <w:rFonts w:ascii="Times New Roman" w:hAnsi="Times New Roman" w:cs="Times New Roman" w:eastAsia="Times New Roman"/>
-                <w:sz w:val="20"/>
-                <w:szCs w:val="20"/>
-              </w:rPr>
-              <w:t xml:space="preserve">Credible interval</w:t>
-            </w:r>
-          </w:p>
-        </w:tc>
-      </w:tr>
-      <w:tr>
-        <w:tc>
-          <w:tcPr/>
-          <w:p>
-            <w:pPr>
-              <w:pStyle w:val="Normal"/>
-              <w:jc w:val="left"/>
-              <w:spacing w:line="240" w:lineRule="auto" w:after="0"/>
-            </w:pPr>
-            <w:r>
-              <w:rPr>
-                <w:rFonts w:ascii="Times New Roman" w:hAnsi="Times New Roman" w:cs="Times New Roman" w:eastAsia="Times New Roman"/>
-                <w:sz w:val="20"/>
-                <w:szCs w:val="20"/>
-              </w:rPr>
-              <w:t xml:space="preserve">CI</w:t>
-            </w:r>
-          </w:p>
-        </w:tc>
-        <w:tc>
-          <w:tcPr/>
-          <w:p>
-            <w:pPr>
-              <w:pStyle w:val="Normal"/>
-              <w:jc w:val="left"/>
-              <w:spacing w:line="240" w:lineRule="auto" w:after="0"/>
-            </w:pPr>
-            <w:r>
-              <w:rPr>
-                <w:rFonts w:ascii="Times New Roman" w:hAnsi="Times New Roman" w:cs="Times New Roman" w:eastAsia="Times New Roman"/>
-                <w:sz w:val="20"/>
-                <w:szCs w:val="20"/>
-              </w:rPr>
-              <w:t xml:space="preserve">Confidence interval</w:t>
-            </w:r>
-          </w:p>
-        </w:tc>
-      </w:tr>
-      <w:tr>
-        <w:tc>
-          <w:tcPr/>
-          <w:p>
-            <w:pPr>
-              <w:pStyle w:val="Normal"/>
-              <w:jc w:val="left"/>
-              <w:spacing w:line="240" w:lineRule="auto" w:after="0"/>
-            </w:pPr>
-            <w:r>
-              <w:rPr>
-                <w:rFonts w:ascii="Times New Roman" w:hAnsi="Times New Roman" w:cs="Times New Roman" w:eastAsia="Times New Roman"/>
-                <w:sz w:val="20"/>
-                <w:szCs w:val="20"/>
-              </w:rPr>
-              <w:t xml:space="preserve">GRADE</w:t>
-            </w:r>
-          </w:p>
-        </w:tc>
-        <w:tc>
-          <w:tcPr/>
-          <w:p>
-            <w:pPr>
-              <w:pStyle w:val="Normal"/>
-              <w:jc w:val="left"/>
-              <w:spacing w:line="240" w:lineRule="auto" w:after="0"/>
-            </w:pPr>
-            <w:r>
-              <w:rPr>
-                <w:rFonts w:ascii="Times New Roman" w:hAnsi="Times New Roman" w:cs="Times New Roman" w:eastAsia="Times New Roman"/>
-                <w:sz w:val="20"/>
-                <w:szCs w:val="20"/>
-              </w:rPr>
-              <w:t xml:space="preserve">Grading of Recommendations Assessment, Development and Evaluation</w:t>
-            </w:r>
-          </w:p>
-        </w:tc>
-      </w:tr>
-      <w:tr>
-        <w:tc>
-          <w:tcPr/>
-          <w:p>
-            <w:pPr>
-              <w:pStyle w:val="Normal"/>
-              <w:jc w:val="left"/>
-              <w:spacing w:line="240" w:lineRule="auto" w:after="0"/>
-            </w:pPr>
-            <w:r>
-              <w:rPr>
-                <w:rFonts w:ascii="Times New Roman" w:hAnsi="Times New Roman" w:cs="Times New Roman" w:eastAsia="Times New Roman"/>
-                <w:sz w:val="20"/>
-                <w:szCs w:val="20"/>
-              </w:rPr>
-              <w:t xml:space="preserve">HF</w:t>
-            </w:r>
-          </w:p>
-        </w:tc>
-        <w:tc>
-          <w:tcPr/>
-          <w:p>
-            <w:pPr>
-              <w:pStyle w:val="Normal"/>
-              <w:jc w:val="left"/>
-              <w:spacing w:line="240" w:lineRule="auto" w:after="0"/>
-            </w:pPr>
-            <w:r>
-              <w:rPr>
-                <w:rFonts w:ascii="Times New Roman" w:hAnsi="Times New Roman" w:cs="Times New Roman" w:eastAsia="Times New Roman"/>
-                <w:sz w:val="20"/>
-                <w:szCs w:val="20"/>
-              </w:rPr>
-              <w:t xml:space="preserve">Heart failure</w:t>
-            </w:r>
-          </w:p>
-        </w:tc>
-      </w:tr>
-      <w:tr>
-        <w:tc>
-          <w:tcPr/>
-          <w:p>
-            <w:pPr>
-              <w:pStyle w:val="Normal"/>
-              <w:jc w:val="left"/>
-              <w:spacing w:line="240" w:lineRule="auto" w:after="0"/>
-            </w:pPr>
-            <w:r>
-              <w:rPr>
-                <w:rFonts w:ascii="Times New Roman" w:hAnsi="Times New Roman" w:cs="Times New Roman" w:eastAsia="Times New Roman"/>
-                <w:sz w:val="20"/>
-                <w:szCs w:val="20"/>
-              </w:rPr>
-              <w:t xml:space="preserve">HR</w:t>
-            </w:r>
-          </w:p>
-        </w:tc>
-        <w:tc>
-          <w:tcPr/>
-          <w:p>
-            <w:pPr>
-              <w:pStyle w:val="Normal"/>
-              <w:jc w:val="left"/>
-              <w:spacing w:line="240" w:lineRule="auto" w:after="0"/>
-            </w:pPr>
-            <w:r>
-              <w:rPr>
-                <w:rFonts w:ascii="Times New Roman" w:hAnsi="Times New Roman" w:cs="Times New Roman" w:eastAsia="Times New Roman"/>
-                <w:sz w:val="20"/>
-                <w:szCs w:val="20"/>
-              </w:rPr>
-              <w:t xml:space="preserve">Hazard ratio</w:t>
-            </w:r>
-          </w:p>
-        </w:tc>
-      </w:tr>
-      <w:tr>
-        <w:tc>
-          <w:tcPr/>
-          <w:p>
-            <w:pPr>
-              <w:pStyle w:val="Normal"/>
-              <w:jc w:val="left"/>
-              <w:spacing w:line="240" w:lineRule="auto" w:after="0"/>
-            </w:pPr>
-            <w:r>
-              <w:rPr>
-                <w:rFonts w:ascii="Times New Roman" w:hAnsi="Times New Roman" w:cs="Times New Roman" w:eastAsia="Times New Roman"/>
-                <w:sz w:val="20"/>
-                <w:szCs w:val="20"/>
-              </w:rPr>
-              <w:t xml:space="preserve">KOTHA</w:t>
-            </w:r>
-          </w:p>
-        </w:tc>
-        <w:tc>
-          <w:tcPr/>
-          <w:p>
-            <w:pPr>
-              <w:pStyle w:val="Normal"/>
-              <w:jc w:val="left"/>
-              <w:spacing w:line="240" w:lineRule="auto" w:after="0"/>
-            </w:pPr>
-            <w:r>
-              <w:rPr>
-                <w:rFonts w:ascii="Times New Roman" w:hAnsi="Times New Roman" w:cs="Times New Roman" w:eastAsia="Times New Roman"/>
-                <w:sz w:val="20"/>
-                <w:szCs w:val="20"/>
-              </w:rPr>
-              <w:t xml:space="preserve">Knowledge-driven Observational-Trial Harmonization Approach</w:t>
-            </w:r>
-          </w:p>
-        </w:tc>
-      </w:tr>
-      <w:tr>
-        <w:tc>
-          <w:tcPr/>
-          <w:p>
-            <w:pPr>
-              <w:pStyle w:val="Normal"/>
-              <w:jc w:val="left"/>
-              <w:spacing w:line="240" w:lineRule="auto" w:after="0"/>
-            </w:pPr>
-            <w:r>
-              <w:rPr>
-                <w:rFonts w:ascii="Times New Roman" w:hAnsi="Times New Roman" w:cs="Times New Roman" w:eastAsia="Times New Roman"/>
-                <w:sz w:val="20"/>
-                <w:szCs w:val="20"/>
-              </w:rPr>
-              <w:t xml:space="preserve">MCMC</w:t>
-            </w:r>
-          </w:p>
-        </w:tc>
-        <w:tc>
-          <w:tcPr/>
-          <w:p>
-            <w:pPr>
-              <w:pStyle w:val="Normal"/>
-              <w:jc w:val="left"/>
-              <w:spacing w:line="240" w:lineRule="auto" w:after="0"/>
-            </w:pPr>
-            <w:r>
-              <w:rPr>
-                <w:rFonts w:ascii="Times New Roman" w:hAnsi="Times New Roman" w:cs="Times New Roman" w:eastAsia="Times New Roman"/>
-                <w:sz w:val="20"/>
-                <w:szCs w:val="20"/>
-              </w:rPr>
-              <w:t xml:space="preserve">Markov chain Monte Carlo</w:t>
-            </w:r>
-          </w:p>
-        </w:tc>
-      </w:tr>
-      <w:tr>
-        <w:tc>
-          <w:tcPr/>
-          <w:p>
-            <w:pPr>
-              <w:pStyle w:val="Normal"/>
-              <w:jc w:val="left"/>
-              <w:spacing w:line="240" w:lineRule="auto" w:after="0"/>
-            </w:pPr>
-            <w:r>
-              <w:rPr>
-                <w:rFonts w:ascii="Times New Roman" w:hAnsi="Times New Roman" w:cs="Times New Roman" w:eastAsia="Times New Roman"/>
-                <w:sz w:val="20"/>
-                <w:szCs w:val="20"/>
-              </w:rPr>
-              <w:t xml:space="preserve">OIS</w:t>
-            </w:r>
-          </w:p>
-        </w:tc>
-        <w:tc>
-          <w:tcPr/>
-          <w:p>
-            <w:pPr>
-              <w:pStyle w:val="Normal"/>
-              <w:jc w:val="left"/>
-              <w:spacing w:line="240" w:lineRule="auto" w:after="0"/>
-            </w:pPr>
-            <w:r>
-              <w:rPr>
-                <w:rFonts w:ascii="Times New Roman" w:hAnsi="Times New Roman" w:cs="Times New Roman" w:eastAsia="Times New Roman"/>
-                <w:sz w:val="20"/>
-                <w:szCs w:val="20"/>
-              </w:rPr>
-              <w:t xml:space="preserve">Optimal information size</w:t>
-            </w:r>
-          </w:p>
-        </w:tc>
-      </w:tr>
-      <w:tr>
-        <w:tc>
-          <w:tcPr/>
-          <w:p>
-            <w:pPr>
-              <w:pStyle w:val="Normal"/>
-              <w:jc w:val="left"/>
-              <w:spacing w:line="240" w:lineRule="auto" w:after="0"/>
-            </w:pPr>
-            <w:r>
-              <w:rPr>
-                <w:rFonts w:ascii="Times New Roman" w:hAnsi="Times New Roman" w:cs="Times New Roman" w:eastAsia="Times New Roman"/>
-                <w:sz w:val="20"/>
-                <w:szCs w:val="20"/>
-              </w:rPr>
-              <w:t xml:space="preserve">OR</w:t>
-            </w:r>
-          </w:p>
-        </w:tc>
-        <w:tc>
-          <w:tcPr/>
-          <w:p>
-            <w:pPr>
-              <w:pStyle w:val="Normal"/>
-              <w:jc w:val="left"/>
-              <w:spacing w:line="240" w:lineRule="auto" w:after="0"/>
-            </w:pPr>
-            <w:r>
-              <w:rPr>
-                <w:rFonts w:ascii="Times New Roman" w:hAnsi="Times New Roman" w:cs="Times New Roman" w:eastAsia="Times New Roman"/>
-                <w:sz w:val="20"/>
-                <w:szCs w:val="20"/>
-              </w:rPr>
-              <w:t xml:space="preserve">Odds ratio</w:t>
-            </w:r>
-          </w:p>
-        </w:tc>
-      </w:tr>
-      <w:tr>
-        <w:tc>
-          <w:tcPr/>
-          <w:p>
-            <w:pPr>
-              <w:pStyle w:val="Normal"/>
-              <w:jc w:val="left"/>
-              <w:spacing w:line="240" w:lineRule="auto" w:after="0"/>
-            </w:pPr>
-            <w:r>
-              <w:rPr>
-                <w:rFonts w:ascii="Times New Roman" w:hAnsi="Times New Roman" w:cs="Times New Roman" w:eastAsia="Times New Roman"/>
-                <w:sz w:val="20"/>
-                <w:szCs w:val="20"/>
-              </w:rPr>
-              <w:t xml:space="preserve">RCT</w:t>
-            </w:r>
-          </w:p>
-        </w:tc>
-        <w:tc>
-          <w:tcPr/>
-          <w:p>
-            <w:pPr>
-              <w:pStyle w:val="Normal"/>
-              <w:jc w:val="left"/>
-              <w:spacing w:line="240" w:lineRule="auto" w:after="0"/>
-            </w:pPr>
-            <w:r>
-              <w:rPr>
-                <w:rFonts w:ascii="Times New Roman" w:hAnsi="Times New Roman" w:cs="Times New Roman" w:eastAsia="Times New Roman"/>
-                <w:sz w:val="20"/>
-                <w:szCs w:val="20"/>
-              </w:rPr>
-              <w:t xml:space="preserve">Randomized controlled trial</w:t>
-            </w:r>
-          </w:p>
-        </w:tc>
-      </w:tr>
-      <w:tr>
-        <w:tc>
-          <w:tcPr/>
-          <w:p>
-            <w:pPr>
-              <w:pStyle w:val="Normal"/>
-              <w:jc w:val="left"/>
-              <w:spacing w:line="240" w:lineRule="auto" w:after="0"/>
-            </w:pPr>
-            <w:r>
-              <w:rPr>
-                <w:rFonts w:ascii="Times New Roman" w:hAnsi="Times New Roman" w:cs="Times New Roman" w:eastAsia="Times New Roman"/>
-                <w:sz w:val="20"/>
-                <w:szCs w:val="20"/>
-              </w:rPr>
-              <w:t xml:space="preserve">TSA</w:t>
-            </w:r>
-          </w:p>
-        </w:tc>
-        <w:tc>
-          <w:tcPr/>
-          <w:p>
-            <w:pPr>
-              <w:pStyle w:val="Normal"/>
-              <w:jc w:val="left"/>
-              <w:spacing w:line="240" w:lineRule="auto" w:after="0"/>
-            </w:pPr>
-            <w:r>
-              <w:rPr>
-                <w:rFonts w:ascii="Times New Roman" w:hAnsi="Times New Roman" w:cs="Times New Roman" w:eastAsia="Times New Roman"/>
-                <w:sz w:val="20"/>
-                <w:szCs w:val="20"/>
-              </w:rPr>
-              <w:t xml:space="preserve">Trial sequential analysis</w:t>
-            </w:r>
-          </w:p>
-        </w:tc>
-      </w:tr>
-    </w:tbl>
     <w:tbl xmlns:a="http://schemas.openxmlformats.org/drawingml/2006/main" xmlns:pic="http://schemas.openxmlformats.org/drawingml/2006/picture">
       <w:tblPr>
         <w:tblStyle w:val="Table Grid"/>

--- a/rct-decomposition/KOTHA_Framework_ClinicalTrials_tables.docx
+++ b/rct-decomposition/KOTHA_Framework_ClinicalTrials_tables.docx
@@ -974,7 +974,7 @@
                 <w:sz w:val="20"/>
                 <w:szCs w:val="20"/>
               </w:rPr>
-              <w:t xml:space="preserve">Serious: event rate decreased by 47%</w:t>
+              <w:t xml:space="preserve">Serious: event rate decreased by 49%</w:t>
             </w:r>
           </w:p>
         </w:tc>

--- a/rct-decomposition/KOTHA_Framework_ClinicalTrials_tables.docx
+++ b/rct-decomposition/KOTHA_Framework_ClinicalTrials_tables.docx
@@ -1196,23 +1196,7 @@
                 <w:sz w:val="20"/>
                 <w:szCs w:val="20"/>
               </w:rPr>
-              <w:t xml:space="preserve">“</w:t>
-            </w:r>
-            <w:r>
-              <w:rPr>
-                <w:rFonts w:ascii="Times New Roman" w:hAnsi="Times New Roman" w:cs="Times New Roman" w:eastAsia="Times New Roman"/>
-                <w:sz w:val="20"/>
-                <w:szCs w:val="20"/>
-              </w:rPr>
-              <w:t xml:space="preserve">No benefit demonstrated</w:t>
-            </w:r>
-            <w:r>
-              <w:rPr>
-                <w:rFonts w:ascii="Times New Roman" w:hAnsi="Times New Roman" w:cs="Times New Roman" w:eastAsia="Times New Roman"/>
-                <w:sz w:val="20"/>
-                <w:szCs w:val="20"/>
-              </w:rPr>
-              <w:t xml:space="preserve">”</w:t>
+              <w:t xml:space="preserve">"No benefit demonstrated"</w:t>
             </w:r>
           </w:p>
         </w:tc>
@@ -1230,23 +1214,7 @@
                 <w:sz w:val="20"/>
                 <w:szCs w:val="20"/>
               </w:rPr>
-              <w:t xml:space="preserve">“</w:t>
-            </w:r>
-            <w:r>
-              <w:rPr>
-                <w:rFonts w:ascii="Times New Roman" w:hAnsi="Times New Roman" w:cs="Times New Roman" w:eastAsia="Times New Roman"/>
-                <w:sz w:val="20"/>
-                <w:szCs w:val="20"/>
-              </w:rPr>
-              <w:t xml:space="preserve">Inconclusive; conditional recommendation</w:t>
-            </w:r>
-            <w:r>
-              <w:rPr>
-                <w:rFonts w:ascii="Times New Roman" w:hAnsi="Times New Roman" w:cs="Times New Roman" w:eastAsia="Times New Roman"/>
-                <w:sz w:val="20"/>
-                <w:szCs w:val="20"/>
-              </w:rPr>
-              <w:t xml:space="preserve">”</w:t>
+              <w:t xml:space="preserve">"Inconclusive; conditional recommendation"</w:t>
             </w:r>
           </w:p>
         </w:tc>
@@ -1264,23 +1232,7 @@
                 <w:sz w:val="20"/>
                 <w:szCs w:val="20"/>
               </w:rPr>
-              <w:t xml:space="preserve">“</w:t>
-            </w:r>
-            <w:r>
-              <w:rPr>
-                <w:rFonts w:ascii="Times New Roman" w:hAnsi="Times New Roman" w:cs="Times New Roman" w:eastAsia="Times New Roman"/>
-                <w:sz w:val="20"/>
-                <w:szCs w:val="20"/>
-              </w:rPr>
-              <w:t xml:space="preserve">No benefit demonstrated</w:t>
-            </w:r>
-            <w:r>
-              <w:rPr>
-                <w:rFonts w:ascii="Times New Roman" w:hAnsi="Times New Roman" w:cs="Times New Roman" w:eastAsia="Times New Roman"/>
-                <w:sz w:val="20"/>
-                <w:szCs w:val="20"/>
-              </w:rPr>
-              <w:t xml:space="preserve">”</w:t>
+              <w:t xml:space="preserve">"No benefit demonstrated"</w:t>
             </w:r>
           </w:p>
         </w:tc>
@@ -1298,23 +1250,7 @@
                 <w:sz w:val="20"/>
                 <w:szCs w:val="20"/>
               </w:rPr>
-              <w:t xml:space="preserve">“</w:t>
-            </w:r>
-            <w:r>
-              <w:rPr>
-                <w:rFonts w:ascii="Times New Roman" w:hAnsi="Times New Roman" w:cs="Times New Roman" w:eastAsia="Times New Roman"/>
-                <w:sz w:val="20"/>
-                <w:szCs w:val="20"/>
-              </w:rPr>
-              <w:t xml:space="preserve">Inconclusive; conditional recommendation</w:t>
-            </w:r>
-            <w:r>
-              <w:rPr>
-                <w:rFonts w:ascii="Times New Roman" w:hAnsi="Times New Roman" w:cs="Times New Roman" w:eastAsia="Times New Roman"/>
-                <w:sz w:val="20"/>
-                <w:szCs w:val="20"/>
-              </w:rPr>
-              <w:t xml:space="preserve">”</w:t>
+              <w:t xml:space="preserve">"Inconclusive; conditional recommendation"</w:t>
             </w:r>
           </w:p>
         </w:tc>
@@ -1409,7 +1345,7 @@
     <w:lvl w:ilvl="0">
       <w:start w:val="1"/>
       <w:numFmt w:val="bullet"/>
-      <w:lvlText w:val=""/>
+      <w:lvlText w:val="-"/>
       <w:lvlJc w:val="left"/>
       <w:pPr>
         <w:tabs>
@@ -1430,7 +1366,7 @@
       <w:start w:val="1"/>
       <w:numFmt w:val="bullet"/>
       <w:pStyle w:val="ListBullet3"/>
-      <w:lvlText w:val=""/>
+      <w:lvlText w:val="-"/>
       <w:lvlJc w:val="left"/>
       <w:pPr>
         <w:tabs>
@@ -1451,7 +1387,7 @@
       <w:start w:val="1"/>
       <w:numFmt w:val="bullet"/>
       <w:pStyle w:val="ListBullet2"/>
-      <w:lvlText w:val=""/>
+      <w:lvlText w:val="-"/>
       <w:lvlJc w:val="left"/>
       <w:pPr>
         <w:tabs>
@@ -1490,7 +1426,7 @@
       <w:start w:val="1"/>
       <w:numFmt w:val="bullet"/>
       <w:pStyle w:val="ListBullet"/>
-      <w:lvlText w:val=""/>
+      <w:lvlText w:val="-"/>
       <w:lvlJc w:val="left"/>
       <w:pPr>
         <w:tabs>
@@ -25227,10 +25163,10 @@
         <a:latin typeface="Calibri"/>
         <a:ea typeface=""/>
         <a:cs typeface=""/>
-        <a:font script="Jpan" typeface="ＭＳ ゴシック"/>
-        <a:font script="Hang" typeface="맑은 고딕"/>
-        <a:font script="Hans" typeface="宋体"/>
-        <a:font script="Hant" typeface="新細明體"/>
+        <a:font script="Jpan" typeface="MS Gothic"/>
+        <a:font script="Hang" typeface="Malgun Gothic"/>
+        <a:font script="Hans" typeface="SimSun"/>
+        <a:font script="Hant" typeface="PMingLiU"/>
         <a:font script="Arab" typeface="Times New Roman"/>
         <a:font script="Hebr" typeface="Times New Roman"/>
         <a:font script="Thai" typeface="Angsana New"/>
@@ -25262,10 +25198,10 @@
         <a:latin typeface="Cambria"/>
         <a:ea typeface=""/>
         <a:cs typeface=""/>
-        <a:font script="Jpan" typeface="ＭＳ 明朝"/>
-        <a:font script="Hang" typeface="맑은 고딕"/>
-        <a:font script="Hans" typeface="宋体"/>
-        <a:font script="Hant" typeface="新細明體"/>
+        <a:font script="Jpan" typeface="MS Mincho"/>
+        <a:font script="Hang" typeface="Malgun Gothic"/>
+        <a:font script="Hans" typeface="SimSun"/>
+        <a:font script="Hant" typeface="PMingLiU"/>
         <a:font script="Arab" typeface="Arial"/>
         <a:font script="Hebr" typeface="Arial"/>
         <a:font script="Thai" typeface="Cordia New"/>
